--- a/tillsyn/A 43388-2022 tillsynsbegäran.docx
+++ b/tillsyn/A 43388-2022 tillsynsbegäran.docx
@@ -345,7 +345,7 @@
     <w:r>
       <w:tab/>
       <w:tab/>
-      <w:t>2026-06-18</w:t>
+      <w:t>2026-06-19</w:t>
       <w:br/>
       <w:br/>
     </w:r>

--- a/tillsyn/A 43388-2022 tillsynsbegäran.docx
+++ b/tillsyn/A 43388-2022 tillsynsbegäran.docx
@@ -345,7 +345,7 @@
     <w:r>
       <w:tab/>
       <w:tab/>
-      <w:t>2026-06-19</w:t>
+      <w:t>2026-06-20</w:t>
       <w:br/>
       <w:br/>
     </w:r>

--- a/tillsyn/A 43388-2022 tillsynsbegäran.docx
+++ b/tillsyn/A 43388-2022 tillsynsbegäran.docx
@@ -12,10 +12,7 @@
     </w:p>
     <w:p>
       <w:r>
-        <w:t>Detta dokument behandlar höga naturvärden i avverkningsanmälan A 43388-2022 i Strängnäs kommun som inkom 2022-09-30 och omfattar 16,5 ha.</w:t>
-      </w:r>
-      <w:r>
-        <w:t xml:space="preserve"> I Figur 1 visas fyndplatser för naturvårdsarter i området, som finns registrerade på Artportalen.</w:t>
+        <w:t>Denna tillsynsbegäran behandlar höga naturvärden i avverkningsanmälan A 43388-2022 i Strängnäs kommun som inkom 2022-09-30 och omfattar 16,5 ha.</w:t>
       </w:r>
     </w:p>
     <w:p>
@@ -63,7 +60,20 @@
         <w:spacing w:after="240"/>
       </w:pPr>
       <w:r>
-        <w:t>Figur 1. Fyndplatser för naturvårdsarter inom 24 meter från avverkningsanmälan (röd linje). Inom parentes anges rödlistekategorier, S för signalarter, Tför typiska arter och fridlysningsparagrafer i artskyddsförordningen.Markörer utan svart kant är placerade på fyndplatsen. Markörer med svart kant är placerade vid sidan av fyndplatsen och har ett svart streck som visar fyndplatsens exakta position. Kartans mittpunktskoordinat är N 6591602, E 599628 i SWEREF 99 TM.</w:t>
+        <w:t>Figur 1. Fyndplatser för naturvårdsarter inom 24 meter från avverkningsanmälan. Markörer utan svart kant är placerade på fyndplatsen. Markörer med svart kant är placerade vid sidan av fyndplatsen har ett svart streck som visar fyndplatsens exakta position. Kartans mittpunktskoordinat är N 6591602, E 599628 i SWEREF 99 TM.</w:t>
+      </w:r>
+    </w:p>
+    <w:p>
+      <w:r>
+        <w:t>Inom 24 meter från avverkningsanmälan finns fynd av 6 naturvårdsarter, varav 3 är rödlistade, 2 är typiska (T) och 3 är signalarter (S): gammelekslav (NT, T), gul dropplav (NT), skuggorangelav (NT), brun nållav (S), grå skärelav (S) och gulpudrad spiklav (S, T). Se Figur 1.</w:t>
+      </w:r>
+    </w:p>
+    <w:p>
+      <w:pPr>
+        <w:pStyle w:val="Heading1"/>
+      </w:pPr>
+      <w:r>
+        <w:t>Tillsynsbegäran</w:t>
       </w:r>
     </w:p>
     <w:p>
@@ -77,26 +87,16 @@
       </w:r>
     </w:p>
     <w:p>
-      <w:r>
-        <w:t>Nedan beskrivs fynd av naturvårdsarter som gjorts i det avverkningsanmälda området.</w:t>
-      </w:r>
-    </w:p>
-    <w:p>
       <w:pPr>
         <w:pStyle w:val="Heading1"/>
       </w:pPr>
       <w:r>
-        <w:t>Naturvårdsarter</w:t>
+        <w:t>Naturvårdsarter och fridlysta arter</w:t>
       </w:r>
     </w:p>
     <w:p>
       <w:r>
-        <w:t>Inom 24 meter från avverkningsanmälan har följande 6 naturvårdsarter hittats: gammelekslav (NT, T), gul dropplav (NT), skuggorangelav (NT), brun nållav (S), grå skärelav (S) och gulpudrad spiklav (S, T). Av dessa är 3 rödlistade. För rödlistade arter har rödlistekategorin angivits inom parentes. Arter som är signalarter enligt Skogsstyrelsen har markerats med (S). Typiska arter inom Natura 2000 som är kopplade till skogsekosystem har markerats med (T).</w:t>
-      </w:r>
-    </w:p>
-    <w:p>
-      <w:r>
-        <w:t>De påträffade naturvårdsarterna är ett tydligt kvitto på att det rör sig om en skog med höga naturvärden.</w:t>
+        <w:t>Nedan följer beskrivningar av de naturvårdsarter och fridlysta arter som har sina livsmiljöer och växtplatser i den avverkningsanmälda skogen. De påträffade naturvårdsarterna är ett tydligt kvitto på att det rör sig om en skog med höga naturvärden.</w:t>
       </w:r>
     </w:p>
     <w:p>
@@ -142,6 +142,28 @@
         <w:rPr>
           <w:b/>
         </w:rPr>
+        <w:t xml:space="preserve">Gul dropplav (NT) </w:t>
+      </w:r>
+      <w:r>
+        <w:t>växer praktiskt taget enbart på gamla, grova ekar i öppna till halvöppna miljöer som glesa ekhagar och lövängar. Antalet gamla grova ekar har minskat och det är viktigt att hålla öppet kring stammar och kronor på grova ekar (SLU Artdatabanken, 2024).</w:t>
+      </w:r>
+    </w:p>
+    <w:p>
+      <w:r>
+        <w:rPr>
+          <w:b/>
+        </w:rPr>
+        <w:t>Skuggorangelav (NT)</w:t>
+      </w:r>
+      <w:r>
+        <w:t xml:space="preserve"> växer främst på gamla grova ekar i halvöppna lägen. På lokaler med skuggorangelav måste ett tillräckligt antal unga träd tillåtas bli mycket gamla för att på lång sikt ersätta de nuvarande gammelträden (SLU Artdatabanken, 2024).</w:t>
+      </w:r>
+    </w:p>
+    <w:p>
+      <w:r>
+        <w:rPr>
+          <w:b/>
+        </w:rPr>
         <w:t>Grå skärelav</w:t>
       </w:r>
       <w:r>
@@ -171,17 +193,6 @@
         <w:rPr>
           <w:b/>
         </w:rPr>
-        <w:t xml:space="preserve">Gul dropplav (NT) </w:t>
-      </w:r>
-      <w:r>
-        <w:t>växer praktiskt taget enbart på gamla, grova ekar i öppna till halvöppna miljöer som glesa ekhagar och lövängar. Antalet gamla grova ekar har minskat och det är viktigt att hålla öppet kring stammar och kronor på grova ekar (SLU Artdatabanken, 2024).</w:t>
-      </w:r>
-    </w:p>
-    <w:p>
-      <w:r>
-        <w:rPr>
-          <w:b/>
-        </w:rPr>
         <w:t>Gulpudrad spiklav</w:t>
       </w:r>
       <w:r>
@@ -204,17 +215,6 @@
       </w:r>
       <w:r>
         <w:t xml:space="preserve"> (Nitare &amp; Skogsstyrelsen, 2019; SLU Artdatabanken, 2025).</w:t>
-      </w:r>
-    </w:p>
-    <w:p>
-      <w:r>
-        <w:rPr>
-          <w:b/>
-        </w:rPr>
-        <w:t>Skuggorangelav (NT)</w:t>
-      </w:r>
-      <w:r>
-        <w:t xml:space="preserve"> växer främst på gamla grova ekar i halvöppna lägen. På lokaler med skuggorangelav måste ett tillräckligt antal unga träd tillåtas bli mycket gamla för att på lång sikt ersätta de nuvarande gammelträden (SLU Artdatabanken, 2024).</w:t>
       </w:r>
     </w:p>
     <w:sectPr>
@@ -345,7 +345,7 @@
     <w:r>
       <w:tab/>
       <w:tab/>
-      <w:t>2026-06-20</w:t>
+      <w:t>2026-06-21</w:t>
       <w:br/>
       <w:br/>
     </w:r>

--- a/tillsyn/A 43388-2022 tillsynsbegäran.docx
+++ b/tillsyn/A 43388-2022 tillsynsbegäran.docx
@@ -345,7 +345,7 @@
     <w:r>
       <w:tab/>
       <w:tab/>
-      <w:t>2026-06-21</w:t>
+      <w:t>2026-06-22</w:t>
       <w:br/>
       <w:br/>
     </w:r>

--- a/tillsyn/A 43388-2022 tillsynsbegäran.docx
+++ b/tillsyn/A 43388-2022 tillsynsbegäran.docx
@@ -345,7 +345,7 @@
     <w:r>
       <w:tab/>
       <w:tab/>
-      <w:t>2026-06-22</w:t>
+      <w:t>2026-06-23</w:t>
       <w:br/>
       <w:br/>
     </w:r>

--- a/tillsyn/A 43388-2022 tillsynsbegäran.docx
+++ b/tillsyn/A 43388-2022 tillsynsbegäran.docx
@@ -345,7 +345,7 @@
     <w:r>
       <w:tab/>
       <w:tab/>
-      <w:t>2026-06-23</w:t>
+      <w:t>2026-06-24</w:t>
       <w:br/>
       <w:br/>
     </w:r>

--- a/tillsyn/A 43388-2022 tillsynsbegäran.docx
+++ b/tillsyn/A 43388-2022 tillsynsbegäran.docx
@@ -345,7 +345,7 @@
     <w:r>
       <w:tab/>
       <w:tab/>
-      <w:t>2026-06-24</w:t>
+      <w:t>2026-06-25</w:t>
       <w:br/>
       <w:br/>
     </w:r>

--- a/tillsyn/A 43388-2022 tillsynsbegäran.docx
+++ b/tillsyn/A 43388-2022 tillsynsbegäran.docx
@@ -345,7 +345,7 @@
     <w:r>
       <w:tab/>
       <w:tab/>
-      <w:t>2026-06-25</w:t>
+      <w:t>2026-06-26</w:t>
       <w:br/>
       <w:br/>
     </w:r>

--- a/tillsyn/A 43388-2022 tillsynsbegäran.docx
+++ b/tillsyn/A 43388-2022 tillsynsbegäran.docx
@@ -345,7 +345,7 @@
     <w:r>
       <w:tab/>
       <w:tab/>
-      <w:t>2026-06-26</w:t>
+      <w:t>2026-06-27</w:t>
       <w:br/>
       <w:br/>
     </w:r>

--- a/tillsyn/A 43388-2022 tillsynsbegäran.docx
+++ b/tillsyn/A 43388-2022 tillsynsbegäran.docx
@@ -345,7 +345,7 @@
     <w:r>
       <w:tab/>
       <w:tab/>
-      <w:t>2026-06-27</w:t>
+      <w:t>2026-06-28</w:t>
       <w:br/>
       <w:br/>
     </w:r>

--- a/tillsyn/A 43388-2022 tillsynsbegäran.docx
+++ b/tillsyn/A 43388-2022 tillsynsbegäran.docx
@@ -345,7 +345,7 @@
     <w:r>
       <w:tab/>
       <w:tab/>
-      <w:t>2026-06-28</w:t>
+      <w:t>2026-06-29</w:t>
       <w:br/>
       <w:br/>
     </w:r>

--- a/tillsyn/A 43388-2022 tillsynsbegäran.docx
+++ b/tillsyn/A 43388-2022 tillsynsbegäran.docx
@@ -345,7 +345,7 @@
     <w:r>
       <w:tab/>
       <w:tab/>
-      <w:t>2026-06-29</w:t>
+      <w:t>2026-06-30</w:t>
       <w:br/>
       <w:br/>
     </w:r>

--- a/tillsyn/A 43388-2022 tillsynsbegäran.docx
+++ b/tillsyn/A 43388-2022 tillsynsbegäran.docx
@@ -345,7 +345,7 @@
     <w:r>
       <w:tab/>
       <w:tab/>
-      <w:t>2026-06-30</w:t>
+      <w:t>2026-07-01</w:t>
       <w:br/>
       <w:br/>
     </w:r>

--- a/tillsyn/A 43388-2022 tillsynsbegäran.docx
+++ b/tillsyn/A 43388-2022 tillsynsbegäran.docx
@@ -345,7 +345,7 @@
     <w:r>
       <w:tab/>
       <w:tab/>
-      <w:t>2026-07-01</w:t>
+      <w:t>2026-07-02</w:t>
       <w:br/>
       <w:br/>
     </w:r>

--- a/tillsyn/A 43388-2022 tillsynsbegäran.docx
+++ b/tillsyn/A 43388-2022 tillsynsbegäran.docx
@@ -345,7 +345,7 @@
     <w:r>
       <w:tab/>
       <w:tab/>
-      <w:t>2026-07-13</w:t>
+      <w:t>2026-07-14</w:t>
       <w:br/>
       <w:br/>
     </w:r>

--- a/tillsyn/A 43388-2022 tillsynsbegäran.docx
+++ b/tillsyn/A 43388-2022 tillsynsbegäran.docx
@@ -345,7 +345,7 @@
     <w:r>
       <w:tab/>
       <w:tab/>
-      <w:t>2026-07-14</w:t>
+      <w:t>2026-07-15</w:t>
       <w:br/>
       <w:br/>
     </w:r>

--- a/tillsyn/A 43388-2022 tillsynsbegäran.docx
+++ b/tillsyn/A 43388-2022 tillsynsbegäran.docx
@@ -345,7 +345,7 @@
     <w:r>
       <w:tab/>
       <w:tab/>
-      <w:t>2026-07-15</w:t>
+      <w:t>2026-07-16</w:t>
       <w:br/>
       <w:br/>
     </w:r>

--- a/tillsyn/A 43388-2022 tillsynsbegäran.docx
+++ b/tillsyn/A 43388-2022 tillsynsbegäran.docx
@@ -345,7 +345,7 @@
     <w:r>
       <w:tab/>
       <w:tab/>
-      <w:t>2026-07-16</w:t>
+      <w:t>2026-07-17</w:t>
       <w:br/>
       <w:br/>
     </w:r>

--- a/tillsyn/A 43388-2022 tillsynsbegäran.docx
+++ b/tillsyn/A 43388-2022 tillsynsbegäran.docx
@@ -345,7 +345,7 @@
     <w:r>
       <w:tab/>
       <w:tab/>
-      <w:t>2026-07-17</w:t>
+      <w:t>2026-07-18</w:t>
       <w:br/>
       <w:br/>
     </w:r>

--- a/tillsyn/A 43388-2022 tillsynsbegäran.docx
+++ b/tillsyn/A 43388-2022 tillsynsbegäran.docx
@@ -345,7 +345,7 @@
     <w:r>
       <w:tab/>
       <w:tab/>
-      <w:t>2026-07-18</w:t>
+      <w:t>2026-07-19</w:t>
       <w:br/>
       <w:br/>
     </w:r>

--- a/tillsyn/A 43388-2022 tillsynsbegäran.docx
+++ b/tillsyn/A 43388-2022 tillsynsbegäran.docx
@@ -345,7 +345,7 @@
     <w:r>
       <w:tab/>
       <w:tab/>
-      <w:t>2026-07-19</w:t>
+      <w:t>2026-07-20</w:t>
       <w:br/>
       <w:br/>
     </w:r>

--- a/tillsyn/A 43388-2022 tillsynsbegäran.docx
+++ b/tillsyn/A 43388-2022 tillsynsbegäran.docx
@@ -345,7 +345,7 @@
     <w:r>
       <w:tab/>
       <w:tab/>
-      <w:t>2026-07-20</w:t>
+      <w:t>2026-07-21</w:t>
       <w:br/>
       <w:br/>
     </w:r>

--- a/tillsyn/A 43388-2022 tillsynsbegäran.docx
+++ b/tillsyn/A 43388-2022 tillsynsbegäran.docx
@@ -345,7 +345,7 @@
     <w:r>
       <w:tab/>
       <w:tab/>
-      <w:t>2026-07-21</w:t>
+      <w:t>2026-07-22</w:t>
       <w:br/>
       <w:br/>
     </w:r>

--- a/tillsyn/A 43388-2022 tillsynsbegäran.docx
+++ b/tillsyn/A 43388-2022 tillsynsbegäran.docx
@@ -345,7 +345,7 @@
     <w:r>
       <w:tab/>
       <w:tab/>
-      <w:t>2026-07-22</w:t>
+      <w:t>2026-07-23</w:t>
       <w:br/>
       <w:br/>
     </w:r>

--- a/tillsyn/A 43388-2022 tillsynsbegäran.docx
+++ b/tillsyn/A 43388-2022 tillsynsbegäran.docx
@@ -345,7 +345,7 @@
     <w:r>
       <w:tab/>
       <w:tab/>
-      <w:t>2026-07-23</w:t>
+      <w:t>2026-07-24</w:t>
       <w:br/>
       <w:br/>
     </w:r>

--- a/tillsyn/A 43388-2022 tillsynsbegäran.docx
+++ b/tillsyn/A 43388-2022 tillsynsbegäran.docx
@@ -345,7 +345,7 @@
     <w:r>
       <w:tab/>
       <w:tab/>
-      <w:t>2026-07-24</w:t>
+      <w:t>2026-07-25</w:t>
       <w:br/>
       <w:br/>
     </w:r>

--- a/tillsyn/A 43388-2022 tillsynsbegäran.docx
+++ b/tillsyn/A 43388-2022 tillsynsbegäran.docx
@@ -345,7 +345,7 @@
     <w:r>
       <w:tab/>
       <w:tab/>
-      <w:t>2026-07-25</w:t>
+      <w:t>2026-07-26</w:t>
       <w:br/>
       <w:br/>
     </w:r>

--- a/tillsyn/A 43388-2022 tillsynsbegäran.docx
+++ b/tillsyn/A 43388-2022 tillsynsbegäran.docx
@@ -345,7 +345,7 @@
     <w:r>
       <w:tab/>
       <w:tab/>
-      <w:t>2026-07-26</w:t>
+      <w:t>2026-07-27</w:t>
       <w:br/>
       <w:br/>
     </w:r>

--- a/tillsyn/A 43388-2022 tillsynsbegäran.docx
+++ b/tillsyn/A 43388-2022 tillsynsbegäran.docx
@@ -345,7 +345,7 @@
     <w:r>
       <w:tab/>
       <w:tab/>
-      <w:t>2026-07-27</w:t>
+      <w:t>2026-07-28</w:t>
       <w:br/>
       <w:br/>
     </w:r>

--- a/tillsyn/A 43388-2022 tillsynsbegäran.docx
+++ b/tillsyn/A 43388-2022 tillsynsbegäran.docx
@@ -345,7 +345,7 @@
     <w:r>
       <w:tab/>
       <w:tab/>
-      <w:t>2026-07-28</w:t>
+      <w:t>2026-07-29</w:t>
       <w:br/>
       <w:br/>
     </w:r>

--- a/tillsyn/A 43388-2022 tillsynsbegäran.docx
+++ b/tillsyn/A 43388-2022 tillsynsbegäran.docx
@@ -345,7 +345,7 @@
     <w:r>
       <w:tab/>
       <w:tab/>
-      <w:t>2026-07-29</w:t>
+      <w:t>2026-07-30</w:t>
       <w:br/>
       <w:br/>
     </w:r>

--- a/tillsyn/A 43388-2022 tillsynsbegäran.docx
+++ b/tillsyn/A 43388-2022 tillsynsbegäran.docx
@@ -345,7 +345,7 @@
     <w:r>
       <w:tab/>
       <w:tab/>
-      <w:t>2026-07-30</w:t>
+      <w:t>2026-07-31</w:t>
       <w:br/>
       <w:br/>
     </w:r>

--- a/tillsyn/A 43388-2022 tillsynsbegäran.docx
+++ b/tillsyn/A 43388-2022 tillsynsbegäran.docx
@@ -345,7 +345,7 @@
     <w:r>
       <w:tab/>
       <w:tab/>
-      <w:t>2026-07-31</w:t>
+      <w:t>2026-08-01</w:t>
       <w:br/>
       <w:br/>
     </w:r>

--- a/tillsyn/A 43388-2022 tillsynsbegäran.docx
+++ b/tillsyn/A 43388-2022 tillsynsbegäran.docx
@@ -345,7 +345,7 @@
     <w:r>
       <w:tab/>
       <w:tab/>
-      <w:t>2026-08-01</w:t>
+      <w:t>2026-08-02</w:t>
       <w:br/>
       <w:br/>
     </w:r>

--- a/tillsyn/A 43388-2022 tillsynsbegäran.docx
+++ b/tillsyn/A 43388-2022 tillsynsbegäran.docx
@@ -345,7 +345,7 @@
     <w:r>
       <w:tab/>
       <w:tab/>
-      <w:t>2026-08-02</w:t>
+      <w:t>2026-08-03</w:t>
       <w:br/>
       <w:br/>
     </w:r>

--- a/tillsyn/A 43388-2022 tillsynsbegäran.docx
+++ b/tillsyn/A 43388-2022 tillsynsbegäran.docx
@@ -345,7 +345,7 @@
     <w:r>
       <w:tab/>
       <w:tab/>
-      <w:t>2026-08-03</w:t>
+      <w:t>2026-08-05</w:t>
       <w:br/>
       <w:br/>
     </w:r>

--- a/tillsyn/A 43388-2022 tillsynsbegäran.docx
+++ b/tillsyn/A 43388-2022 tillsynsbegäran.docx
@@ -345,7 +345,7 @@
     <w:r>
       <w:tab/>
       <w:tab/>
-      <w:t>2026-08-05</w:t>
+      <w:t>2026-08-07</w:t>
       <w:br/>
       <w:br/>
     </w:r>

--- a/tillsyn/A 43388-2022 tillsynsbegäran.docx
+++ b/tillsyn/A 43388-2022 tillsynsbegäran.docx
@@ -345,7 +345,7 @@
     <w:r>
       <w:tab/>
       <w:tab/>
-      <w:t>2026-08-07</w:t>
+      <w:t>2026-08-08</w:t>
       <w:br/>
       <w:br/>
     </w:r>

--- a/tillsyn/A 43388-2022 tillsynsbegäran.docx
+++ b/tillsyn/A 43388-2022 tillsynsbegäran.docx
@@ -60,7 +60,7 @@
         <w:spacing w:after="240"/>
       </w:pPr>
       <w:r>
-        <w:t>Figur 1. Fyndplatser för naturvårdsarter inom 24 meter från avverkningsanmälan. Markörer utan svart kant är placerade på fyndplatsen. Markörer med svart kant är placerade vid sidan av fyndplatsen har ett svart streck som visar fyndplatsens exakta position. Kartans mittpunktskoordinat är N 6591602, E 599628 i SWEREF 99 TM.</w:t>
+        <w:t>Figur 1. Fyndplatser för naturvårdsarter inom 24 meter från avverkningsanmälan. Markörer utan svart kant är placerade på fyndplatsen. Markörer med svart kant är placerade vid sidan av fyndplatsen och har ett svart streck som visar fyndplatsens exakta position. Kartans mittpunktskoordinat är N 6591602, E 599628 i SWEREF 99 TM.</w:t>
       </w:r>
     </w:p>
     <w:p>
@@ -345,7 +345,7 @@
     <w:r>
       <w:tab/>
       <w:tab/>
-      <w:t>2026-08-14</w:t>
+      <w:t>2026-08-15</w:t>
       <w:br/>
       <w:br/>
     </w:r>

--- a/tillsyn/A 43388-2022 tillsynsbegäran.docx
+++ b/tillsyn/A 43388-2022 tillsynsbegäran.docx
@@ -345,7 +345,7 @@
     <w:r>
       <w:tab/>
       <w:tab/>
-      <w:t>2026-08-15</w:t>
+      <w:t>2026-08-16</w:t>
       <w:br/>
       <w:br/>
     </w:r>

--- a/tillsyn/A 43388-2022 tillsynsbegäran.docx
+++ b/tillsyn/A 43388-2022 tillsynsbegäran.docx
@@ -345,7 +345,7 @@
     <w:r>
       <w:tab/>
       <w:tab/>
-      <w:t>2026-08-16</w:t>
+      <w:t>2026-08-17</w:t>
       <w:br/>
       <w:br/>
     </w:r>

--- a/tillsyn/A 43388-2022 tillsynsbegäran.docx
+++ b/tillsyn/A 43388-2022 tillsynsbegäran.docx
@@ -345,7 +345,7 @@
     <w:r>
       <w:tab/>
       <w:tab/>
-      <w:t>2026-08-17</w:t>
+      <w:t>2026-08-18</w:t>
       <w:br/>
       <w:br/>
     </w:r>

--- a/tillsyn/A 43388-2022 tillsynsbegäran.docx
+++ b/tillsyn/A 43388-2022 tillsynsbegäran.docx
@@ -345,7 +345,7 @@
     <w:r>
       <w:tab/>
       <w:tab/>
-      <w:t>2026-08-18</w:t>
+      <w:t>2026-08-19</w:t>
       <w:br/>
       <w:br/>
     </w:r>

--- a/tillsyn/A 43388-2022 tillsynsbegäran.docx
+++ b/tillsyn/A 43388-2022 tillsynsbegäran.docx
@@ -345,7 +345,7 @@
     <w:r>
       <w:tab/>
       <w:tab/>
-      <w:t>2026-08-19</w:t>
+      <w:t>2026-08-20</w:t>
       <w:br/>
       <w:br/>
     </w:r>

--- a/tillsyn/A 43388-2022 tillsynsbegäran.docx
+++ b/tillsyn/A 43388-2022 tillsynsbegäran.docx
@@ -345,7 +345,7 @@
     <w:r>
       <w:tab/>
       <w:tab/>
-      <w:t>2026-08-20</w:t>
+      <w:t>2026-08-21</w:t>
       <w:br/>
       <w:br/>
     </w:r>

--- a/tillsyn/A 43388-2022 tillsynsbegäran.docx
+++ b/tillsyn/A 43388-2022 tillsynsbegäran.docx
@@ -345,7 +345,7 @@
     <w:r>
       <w:tab/>
       <w:tab/>
-      <w:t>2026-08-21</w:t>
+      <w:t>2026-08-22</w:t>
       <w:br/>
       <w:br/>
     </w:r>

--- a/tillsyn/A 43388-2022 tillsynsbegäran.docx
+++ b/tillsyn/A 43388-2022 tillsynsbegäran.docx
@@ -345,7 +345,7 @@
     <w:r>
       <w:tab/>
       <w:tab/>
-      <w:t>2026-08-22</w:t>
+      <w:t>2026-08-23</w:t>
       <w:br/>
       <w:br/>
     </w:r>

--- a/tillsyn/A 43388-2022 tillsynsbegäran.docx
+++ b/tillsyn/A 43388-2022 tillsynsbegäran.docx
@@ -345,7 +345,7 @@
     <w:r>
       <w:tab/>
       <w:tab/>
-      <w:t>2026-08-23</w:t>
+      <w:t>2026-08-24</w:t>
       <w:br/>
       <w:br/>
     </w:r>

--- a/tillsyn/A 43388-2022 tillsynsbegäran.docx
+++ b/tillsyn/A 43388-2022 tillsynsbegäran.docx
@@ -345,7 +345,7 @@
     <w:r>
       <w:tab/>
       <w:tab/>
-      <w:t>2026-08-24</w:t>
+      <w:t>2026-08-25</w:t>
       <w:br/>
       <w:br/>
     </w:r>

--- a/tillsyn/A 43388-2022 tillsynsbegäran.docx
+++ b/tillsyn/A 43388-2022 tillsynsbegäran.docx
@@ -345,7 +345,7 @@
     <w:r>
       <w:tab/>
       <w:tab/>
-      <w:t>2026-08-25</w:t>
+      <w:t>2026-08-26</w:t>
       <w:br/>
       <w:br/>
     </w:r>

--- a/tillsyn/A 43388-2022 tillsynsbegäran.docx
+++ b/tillsyn/A 43388-2022 tillsynsbegäran.docx
@@ -345,7 +345,7 @@
     <w:r>
       <w:tab/>
       <w:tab/>
-      <w:t>2026-08-26</w:t>
+      <w:t>2026-08-27</w:t>
       <w:br/>
       <w:br/>
     </w:r>

--- a/tillsyn/A 43388-2022 tillsynsbegäran.docx
+++ b/tillsyn/A 43388-2022 tillsynsbegäran.docx
@@ -345,7 +345,7 @@
     <w:r>
       <w:tab/>
       <w:tab/>
-      <w:t>2026-08-27</w:t>
+      <w:t>2026-08-28</w:t>
       <w:br/>
       <w:br/>
     </w:r>

--- a/tillsyn/A 43388-2022 tillsynsbegäran.docx
+++ b/tillsyn/A 43388-2022 tillsynsbegäran.docx
@@ -345,7 +345,7 @@
     <w:r>
       <w:tab/>
       <w:tab/>
-      <w:t>2026-08-28</w:t>
+      <w:t>2026-08-29</w:t>
       <w:br/>
       <w:br/>
     </w:r>

--- a/tillsyn/A 43388-2022 tillsynsbegäran.docx
+++ b/tillsyn/A 43388-2022 tillsynsbegäran.docx
@@ -345,7 +345,7 @@
     <w:r>
       <w:tab/>
       <w:tab/>
-      <w:t>2026-08-29</w:t>
+      <w:t>2026-08-31</w:t>
       <w:br/>
       <w:br/>
     </w:r>

--- a/tillsyn/A 43388-2022 tillsynsbegäran.docx
+++ b/tillsyn/A 43388-2022 tillsynsbegäran.docx
@@ -345,7 +345,7 @@
     <w:r>
       <w:tab/>
       <w:tab/>
-      <w:t>2026-08-31</w:t>
+      <w:t>2026-09-01</w:t>
       <w:br/>
       <w:br/>
     </w:r>

--- a/tillsyn/A 43388-2022 tillsynsbegäran.docx
+++ b/tillsyn/A 43388-2022 tillsynsbegäran.docx
@@ -345,7 +345,7 @@
     <w:r>
       <w:tab/>
       <w:tab/>
-      <w:t>2026-09-01</w:t>
+      <w:t>2026-09-02</w:t>
       <w:br/>
       <w:br/>
     </w:r>

--- a/tillsyn/A 43388-2022 tillsynsbegäran.docx
+++ b/tillsyn/A 43388-2022 tillsynsbegäran.docx
@@ -345,7 +345,7 @@
     <w:r>
       <w:tab/>
       <w:tab/>
-      <w:t>2026-09-02</w:t>
+      <w:t>2026-09-03</w:t>
       <w:br/>
       <w:br/>
     </w:r>

--- a/tillsyn/A 43388-2022 tillsynsbegäran.docx
+++ b/tillsyn/A 43388-2022 tillsynsbegäran.docx
@@ -345,7 +345,7 @@
     <w:r>
       <w:tab/>
       <w:tab/>
-      <w:t>2026-09-03</w:t>
+      <w:t>2026-09-04</w:t>
       <w:br/>
       <w:br/>
     </w:r>

--- a/tillsyn/A 43388-2022 tillsynsbegäran.docx
+++ b/tillsyn/A 43388-2022 tillsynsbegäran.docx
@@ -345,7 +345,7 @@
     <w:r>
       <w:tab/>
       <w:tab/>
-      <w:t>2026-09-04</w:t>
+      <w:t>2026-09-05</w:t>
       <w:br/>
       <w:br/>
     </w:r>

--- a/tillsyn/A 43388-2022 tillsynsbegäran.docx
+++ b/tillsyn/A 43388-2022 tillsynsbegäran.docx
@@ -345,7 +345,7 @@
     <w:r>
       <w:tab/>
       <w:tab/>
-      <w:t>2026-09-05</w:t>
+      <w:t>2026-09-06</w:t>
       <w:br/>
       <w:br/>
     </w:r>

--- a/tillsyn/A 43388-2022 tillsynsbegäran.docx
+++ b/tillsyn/A 43388-2022 tillsynsbegäran.docx
@@ -345,7 +345,7 @@
     <w:r>
       <w:tab/>
       <w:tab/>
-      <w:t>2026-09-06</w:t>
+      <w:t>2026-09-07</w:t>
       <w:br/>
       <w:br/>
     </w:r>

--- a/tillsyn/A 43388-2022 tillsynsbegäran.docx
+++ b/tillsyn/A 43388-2022 tillsynsbegäran.docx
@@ -345,7 +345,7 @@
     <w:r>
       <w:tab/>
       <w:tab/>
-      <w:t>2026-09-07</w:t>
+      <w:t>2026-09-08</w:t>
       <w:br/>
       <w:br/>
     </w:r>

--- a/tillsyn/A 43388-2022 tillsynsbegäran.docx
+++ b/tillsyn/A 43388-2022 tillsynsbegäran.docx
@@ -345,7 +345,7 @@
     <w:r>
       <w:tab/>
       <w:tab/>
-      <w:t>2026-09-08</w:t>
+      <w:t>2026-09-09</w:t>
       <w:br/>
       <w:br/>
     </w:r>

--- a/tillsyn/A 43388-2022 tillsynsbegäran.docx
+++ b/tillsyn/A 43388-2022 tillsynsbegäran.docx
@@ -345,7 +345,7 @@
     <w:r>
       <w:tab/>
       <w:tab/>
-      <w:t>2026-09-09</w:t>
+      <w:t>2026-09-10</w:t>
       <w:br/>
       <w:br/>
     </w:r>

--- a/tillsyn/A 43388-2022 tillsynsbegäran.docx
+++ b/tillsyn/A 43388-2022 tillsynsbegäran.docx
@@ -345,7 +345,7 @@
     <w:r>
       <w:tab/>
       <w:tab/>
-      <w:t>2026-09-10</w:t>
+      <w:t>2026-09-11</w:t>
       <w:br/>
       <w:br/>
     </w:r>

--- a/tillsyn/A 43388-2022 tillsynsbegäran.docx
+++ b/tillsyn/A 43388-2022 tillsynsbegäran.docx
@@ -345,7 +345,7 @@
     <w:r>
       <w:tab/>
       <w:tab/>
-      <w:t>2026-09-11</w:t>
+      <w:t>2026-09-12</w:t>
       <w:br/>
       <w:br/>
     </w:r>
